--- a/testakten/erbrecht-volljaehrigenadoption-unternehmer-erfurt/17_familiengerichtliche_anhaerungsniederschrift.docx
+++ b/testakten/erbrecht-volljaehrigenadoption-unternehmer-erfurt/17_familiengerichtliche_anhaerungsniederschrift.docx
@@ -4,79 +4,260 @@
   <w:body>
     <w:p>
       <w:pPr>
-        <w:spacing w:after="40"/>
-      </w:pPr>
-      <w:r>
-        <w:rPr>
-          <w:rFonts w:ascii="Arial" w:hAnsi="Arial"/>
-          <w:b/>
-          <w:color w:val="17365D"/>
-          <w:sz w:val="17"/>
-        </w:rPr>
-        <w:t>ANHÖRUNGSNIEDERSCHRIFT</w:t>
-      </w:r>
-    </w:p>
-    <w:p>
-      <w:pPr>
-        <w:spacing w:after="40"/>
-      </w:pPr>
-      <w:r>
-        <w:rPr>
-          <w:rFonts w:ascii="Arial" w:hAnsi="Arial"/>
-          <w:b/>
-          <w:sz w:val="25"/>
-        </w:rPr>
-        <w:t>Amtsgericht Erfurt - Familiengericht</w:t>
-      </w:r>
-    </w:p>
-    <w:p>
-      <w:pPr>
-        <w:spacing w:after="200"/>
-      </w:pPr>
-      <w:r>
-        <w:rPr>
-          <w:rFonts w:ascii="Arial" w:hAnsi="Arial"/>
-          <w:color w:val="586069"/>
-          <w:sz w:val="17"/>
-        </w:rPr>
-        <w:t>Domplatz 37 | 99084 Erfurt</w:t>
-      </w:r>
-    </w:p>
-    <w:p>
-      <w:pPr>
-        <w:spacing w:after="160"/>
-      </w:pPr>
-      <w:r>
-        <w:t>Beteiligte im Verfahren 36 F 1874/24</w:t>
-      </w:r>
-    </w:p>
-    <w:p>
-      <w:pPr>
-        <w:spacing w:after="80"/>
-      </w:pPr>
-      <w:r>
-        <w:rPr>
-          <w:rFonts w:ascii="Arial" w:hAnsi="Arial"/>
-          <w:color w:val="586069"/>
-          <w:sz w:val="18"/>
-        </w:rPr>
-        <w:t>Datum: 18.06.2024  |  Zeichen: 36 F 1874/24</w:t>
-      </w:r>
-    </w:p>
-    <w:p>
-      <w:pPr>
         <w:pStyle w:val="Title"/>
+        <w:keepNext/>
       </w:pPr>
       <w:r>
         <w:t>Niederschrift über die persönliche Anhörung</w:t>
       </w:r>
     </w:p>
+    <w:tbl>
+      <w:tblPr>
+        <w:tblStyle w:val="TableGrid"/>
+        <w:tblW w:type="auto" w:w="0"/>
+        <w:jc w:val="center"/>
+        <w:tblLayout w:type="autofit"/>
+        <w:tblLook w:firstColumn="1" w:firstRow="1" w:lastColumn="0" w:lastRow="0" w:noHBand="0" w:noVBand="1" w:val="04A0"/>
+      </w:tblPr>
+      <w:tblGrid>
+        <w:gridCol w:w="4872"/>
+        <w:gridCol w:w="4872"/>
+      </w:tblGrid>
+      <w:tr>
+        <w:trPr>
+          <w:tblHeader w:val="true"/>
+        </w:trPr>
+        <w:tc>
+          <w:tcPr>
+            <w:tcW w:type="dxa" w:w="4872"/>
+            <w:shd w:fill="17324D"/>
+            <w:vAlign w:val="center"/>
+            <w:tcMar>
+              <w:top w:w="90" w:type="dxa"/>
+              <w:start w:w="100" w:type="dxa"/>
+              <w:bottom w:w="90" w:type="dxa"/>
+              <w:end w:w="100" w:type="dxa"/>
+            </w:tcMar>
+          </w:tcPr>
+          <w:p>
+            <w:pPr>
+              <w:spacing w:after="30"/>
+            </w:pPr>
+            <w:r>
+              <w:rPr>
+                <w:rFonts w:ascii="Arial" w:hAnsi="Arial"/>
+                <w:b/>
+                <w:color w:val="FFFFFF"/>
+                <w:sz w:val="17"/>
+              </w:rPr>
+              <w:t>Gericht</w:t>
+            </w:r>
+          </w:p>
+        </w:tc>
+        <w:tc>
+          <w:tcPr>
+            <w:tcW w:type="dxa" w:w="4872"/>
+            <w:vAlign w:val="center"/>
+            <w:tcMar>
+              <w:top w:w="90" w:type="dxa"/>
+              <w:start w:w="100" w:type="dxa"/>
+              <w:bottom w:w="90" w:type="dxa"/>
+              <w:end w:w="100" w:type="dxa"/>
+            </w:tcMar>
+            <w:shd w:fill="17324D"/>
+          </w:tcPr>
+          <w:p>
+            <w:pPr>
+              <w:spacing w:after="30"/>
+            </w:pPr>
+            <w:r>
+              <w:rPr>
+                <w:rFonts w:ascii="Arial" w:hAnsi="Arial"/>
+                <w:b/>
+                <w:color w:val="FFFFFF"/>
+                <w:sz w:val="17"/>
+              </w:rPr>
+              <w:t>Amtsgericht Erfurt – Familiengericht</w:t>
+            </w:r>
+          </w:p>
+        </w:tc>
+      </w:tr>
+      <w:tr>
+        <w:tc>
+          <w:tcPr>
+            <w:tcW w:type="dxa" w:w="4872"/>
+            <w:shd w:fill="EAF1F5"/>
+            <w:vAlign w:val="center"/>
+            <w:tcMar>
+              <w:top w:w="90" w:type="dxa"/>
+              <w:start w:w="100" w:type="dxa"/>
+              <w:bottom w:w="90" w:type="dxa"/>
+              <w:end w:w="100" w:type="dxa"/>
+            </w:tcMar>
+          </w:tcPr>
+          <w:p>
+            <w:pPr>
+              <w:spacing w:after="30"/>
+            </w:pPr>
+            <w:r>
+              <w:rPr>
+                <w:rFonts w:ascii="Arial" w:hAnsi="Arial"/>
+                <w:b/>
+                <w:color w:val="17324D"/>
+                <w:sz w:val="17"/>
+              </w:rPr>
+              <w:t>Geschäftszeichen</w:t>
+            </w:r>
+          </w:p>
+        </w:tc>
+        <w:tc>
+          <w:tcPr>
+            <w:tcW w:type="dxa" w:w="4872"/>
+            <w:vAlign w:val="center"/>
+            <w:tcMar>
+              <w:top w:w="90" w:type="dxa"/>
+              <w:start w:w="100" w:type="dxa"/>
+              <w:bottom w:w="90" w:type="dxa"/>
+              <w:end w:w="100" w:type="dxa"/>
+            </w:tcMar>
+          </w:tcPr>
+          <w:p>
+            <w:pPr>
+              <w:spacing w:after="30"/>
+            </w:pPr>
+            <w:r>
+              <w:rPr>
+                <w:rFonts w:ascii="Arial" w:hAnsi="Arial"/>
+                <w:sz w:val="17"/>
+              </w:rPr>
+              <w:t>36 F 1874/24</w:t>
+            </w:r>
+          </w:p>
+        </w:tc>
+      </w:tr>
+      <w:tr>
+        <w:tc>
+          <w:tcPr>
+            <w:tcW w:type="dxa" w:w="4872"/>
+            <w:shd w:fill="F2F4F5"/>
+            <w:vAlign w:val="center"/>
+            <w:tcMar>
+              <w:top w:w="90" w:type="dxa"/>
+              <w:start w:w="100" w:type="dxa"/>
+              <w:bottom w:w="90" w:type="dxa"/>
+              <w:end w:w="100" w:type="dxa"/>
+            </w:tcMar>
+          </w:tcPr>
+          <w:p>
+            <w:pPr>
+              <w:spacing w:after="30"/>
+            </w:pPr>
+            <w:r>
+              <w:rPr>
+                <w:rFonts w:ascii="Arial" w:hAnsi="Arial"/>
+                <w:b/>
+                <w:color w:val="17324D"/>
+                <w:sz w:val="17"/>
+              </w:rPr>
+              <w:t>Termin</w:t>
+            </w:r>
+          </w:p>
+        </w:tc>
+        <w:tc>
+          <w:tcPr>
+            <w:tcW w:type="dxa" w:w="4872"/>
+            <w:vAlign w:val="center"/>
+            <w:tcMar>
+              <w:top w:w="90" w:type="dxa"/>
+              <w:start w:w="100" w:type="dxa"/>
+              <w:bottom w:w="90" w:type="dxa"/>
+              <w:end w:w="100" w:type="dxa"/>
+            </w:tcMar>
+            <w:shd w:fill="F2F4F5"/>
+          </w:tcPr>
+          <w:p>
+            <w:pPr>
+              <w:spacing w:after="30"/>
+            </w:pPr>
+            <w:r>
+              <w:rPr>
+                <w:rFonts w:ascii="Arial" w:hAnsi="Arial"/>
+                <w:sz w:val="17"/>
+              </w:rPr>
+              <w:t>18.06.2024, 09:15 bis 10:48 Uhr</w:t>
+            </w:r>
+          </w:p>
+        </w:tc>
+      </w:tr>
+      <w:tr>
+        <w:tc>
+          <w:tcPr>
+            <w:tcW w:type="dxa" w:w="4872"/>
+            <w:shd w:fill="EAF1F5"/>
+            <w:vAlign w:val="center"/>
+            <w:tcMar>
+              <w:top w:w="90" w:type="dxa"/>
+              <w:start w:w="100" w:type="dxa"/>
+              <w:bottom w:w="90" w:type="dxa"/>
+              <w:end w:w="100" w:type="dxa"/>
+            </w:tcMar>
+          </w:tcPr>
+          <w:p>
+            <w:pPr>
+              <w:spacing w:after="30"/>
+            </w:pPr>
+            <w:r>
+              <w:rPr>
+                <w:rFonts w:ascii="Arial" w:hAnsi="Arial"/>
+                <w:b/>
+                <w:color w:val="17324D"/>
+                <w:sz w:val="17"/>
+              </w:rPr>
+              <w:t>Leitung</w:t>
+            </w:r>
+          </w:p>
+        </w:tc>
+        <w:tc>
+          <w:tcPr>
+            <w:tcW w:type="dxa" w:w="4872"/>
+            <w:vAlign w:val="center"/>
+            <w:tcMar>
+              <w:top w:w="90" w:type="dxa"/>
+              <w:start w:w="100" w:type="dxa"/>
+              <w:bottom w:w="90" w:type="dxa"/>
+              <w:end w:w="100" w:type="dxa"/>
+            </w:tcMar>
+          </w:tcPr>
+          <w:p>
+            <w:pPr>
+              <w:spacing w:after="30"/>
+            </w:pPr>
+            <w:r>
+              <w:rPr>
+                <w:rFonts w:ascii="Arial" w:hAnsi="Arial"/>
+                <w:sz w:val="17"/>
+              </w:rPr>
+              <w:t>Richterin am Amtsgericht Dr. Anke Langer; Justizbeschäftigte Paula Dietrich</w:t>
+            </w:r>
+          </w:p>
+        </w:tc>
+      </w:tr>
+    </w:tbl>
+    <w:p/>
     <w:p>
       <w:pPr>
-        <w:jc w:val="both"/>
+        <w:pStyle w:val="Heading1"/>
       </w:pPr>
       <w:r>
-        <w:t>Die Beteiligten wurden getrennt und anschließend gemeinsam angehört. Gegenstand waren persönliche Beziehung, Motive, Familienkontakte und wirtschaftliche Folgen.</w:t>
+        <w:t>1. Anhörung Ralf Sander</w:t>
+      </w:r>
+    </w:p>
+    <w:p>
+      <w:pPr>
+        <w:keepLines w:val="0"/>
+      </w:pPr>
+      <w:r>
+        <w:t>Ralf schilderte die private und berufliche Beziehung zu Jonas. Er räumte ein, dass Unternehmensnachfolge, Erbschaftsteuer und Pflichtteile mit Beratern besprochen wurden. Er erklärte zugleich, die Adoption solle eine seit Jahren gelebte Eltern-Kind-Beziehung abbilden. Auf konkrete Beispiele nannte er Reha 2018, gemeinsame Feiertage, gegenseitige Vollmachten und Unterstützung nach dem Tod seiner Ehefrau.</w:t>
       </w:r>
     </w:p>
     <w:p>
@@ -84,15 +265,15 @@
         <w:pStyle w:val="Heading1"/>
       </w:pPr>
       <w:r>
-        <w:t>1. Ralf Sander</w:t>
+        <w:t>2. Anhörung Jonas Mielke</w:t>
       </w:r>
     </w:p>
     <w:p>
       <w:pPr>
-        <w:jc w:val="both"/>
+        <w:keepLines w:val="0"/>
       </w:pPr>
       <w:r>
-        <w:t>Ralf schilderte, Jonas seit dessen Ausbildung begleitet zu haben. Er bezeichnete ihn als „den Menschen, der im Alltag wie ein Sohn da ist“. Auf die Nachrichten zu Firmenanteilen angesprochen erklärte er, die Adoption sei Teil einer umfassenden Lebensentscheidung; Unternehmensnachfolge werde gesondert geregelt. Er räumte ein, dass Pflichtteilsfolgen besprochen wurden.</w:t>
+        <w:t>Jonas erklärte, er wolle Nele und Peer nicht persönlich verdrängen. Er habe zu beiden kein geschwisterliches Verhältnis. Die 14-Prozent-Beteiligung habe er gekauft und müsse noch 48000,00 EUR bezahlen. Von der Adoption erwarte er keine automatische Änderung dieses Vertrags. Zum leiblichen Vater bestehe sporadischer, aber kein familiär enger Kontakt.</w:t>
       </w:r>
     </w:p>
     <w:p>
@@ -100,31 +281,15 @@
         <w:pStyle w:val="Heading1"/>
       </w:pPr>
       <w:r>
-        <w:t>2. Jonas Mielke</w:t>
+        <w:t>3. Wirtschaftliche Fragen</w:t>
       </w:r>
     </w:p>
     <w:p>
       <w:pPr>
-        <w:jc w:val="both"/>
+        <w:keepLines w:val="0"/>
       </w:pPr>
       <w:r>
-        <w:t>Jonas erklärte, er habe lange gezögert, weil er Nele und Peer nicht verdrängen wolle. Er erwarte keine automatische Übertragung der GmbH und habe keinen Vertrag hierüber. Die Beziehung zu Ralf umfasse gemeinsame Feiertage, gegenseitige Hilfe und persönliche Beratung über den Betrieb hinaus.</w:t>
-      </w:r>
-    </w:p>
-    <w:p>
-      <w:pPr>
-        <w:pStyle w:val="Heading1"/>
-      </w:pPr>
-      <w:r>
-        <w:t>3. Nele und Peer</w:t>
-      </w:r>
-    </w:p>
-    <w:p>
-      <w:pPr>
-        <w:jc w:val="both"/>
-      </w:pPr>
-      <w:r>
-        <w:t>Nele äußerte Zweifel am Hauptmotiv und verwies auf die zeitliche Nähe zum Testament. Peer bestätigte die enge Alltagsbeziehung, wollte aber die wirtschaftlichen Folgen dokumentiert wissen. Beide erklärten, keinen eigenen Antrag zu stellen. Das Gericht wies darauf hin, dass ihre Interessen in die Prüfung einzubeziehen sind, die spätere Wirksamkeit testamentarischer Verfügungen aber nicht Gegenstand dieses Verfahrens ist.</w:t>
+        <w:t>Die Richterin fragte nach Testament, Gesellschaftsanteilen und Steuerplanung. Beide Beteiligten bestätigten, dass eine testamentarische Regelung geplant, aber am Terminstag noch nicht abgeschlossen sei. Der Notar hatte auf mögliche erbrechtliche Wirkungen hingewiesen. Die Beteiligten erklärten, diese Wirkungen seien ihnen bekannt.</w:t>
       </w:r>
     </w:p>
     <w:p>
@@ -137,25 +302,35 @@
     </w:p>
     <w:p>
       <w:pPr>
-        <w:jc w:val="both"/>
+        <w:keepLines w:val="0"/>
       </w:pPr>
       <w:r>
-        <w:t>Das Gericht forderte ergänzende Unterlagen zur Dauer der Beziehung und zu früheren Nachfolgeplanungen an. Die Beteiligten erhielten Gelegenheit zur schriftlichen Stellungnahme binnen drei Wochen. Eine Entscheidung wurde im Termin nicht verkündet.</w:t>
+        <w:t>Das Gericht bat um den Anteilskaufvertrag 2023, die Vorsorgevollmachten und weitere Belege gemeinsamer Lebensführung. Die schriftlichen Stellungnahmen von Marianne Kluge und Horst Becker wurden erörtert. Nele und Peer waren nicht geladen und nahmen nicht teil.</w:t>
       </w:r>
     </w:p>
     <w:p>
       <w:pPr>
-        <w:jc w:val="both"/>
+        <w:pStyle w:val="Heading1"/>
       </w:pPr>
       <w:r>
-        <w:t>Richterin am Amtsgericht Dr. Anke Langer Justizbeschäftigte Paula Dietrich</w:t>
+        <w:t>5. Abschluss</w:t>
+      </w:r>
+    </w:p>
+    <w:p>
+      <w:pPr>
+        <w:keepLines w:val="0"/>
+      </w:pPr>
+      <w:r>
+        <w:t>Eine Entscheidung wurde nicht verkündet. Den Beteiligten wurde eine Frist von drei Wochen zur Ergänzung gesetzt. Die Niederschrift wurde vorgelesen und genehmigt.</w:t>
+        <w:br/>
+        <w:t>Dr. Anke Langer | Paula Dietrich</w:t>
       </w:r>
     </w:p>
     <w:sectPr>
       <w:headerReference w:type="default" r:id="rId9"/>
       <w:footerReference w:type="default" r:id="rId10"/>
-      <w:pgSz w:w="11906" w:h="16838"/>
-      <w:pgMar w:top="1020" w:right="1134" w:bottom="1020" w:left="1417" w:header="454" w:footer="454" w:gutter="0"/>
+      <w:pgSz w:w="12240" w:h="15840"/>
+      <w:pgMar w:top="1162" w:right="1219" w:bottom="1162" w:left="1276" w:header="397" w:footer="397" w:gutter="0"/>
       <w:cols w:space="720"/>
       <w:docGrid w:linePitch="360"/>
     </w:sectPr>
@@ -167,23 +342,34 @@
 <w:ftr xmlns:m="http://schemas.openxmlformats.org/officeDocument/2006/math" xmlns:mc="http://schemas.openxmlformats.org/markup-compatibility/2006" xmlns:mo="http://schemas.microsoft.com/office/mac/office/2008/main" xmlns:mv="urn:schemas-microsoft-com:mac:vml" xmlns:o="urn:schemas-microsoft-com:office:office" xmlns:r="http://schemas.openxmlformats.org/officeDocument/2006/relationships" xmlns:v="urn:schemas-microsoft-com:vml" xmlns:w10="urn:schemas-microsoft-com:office:word" xmlns:w14="http://schemas.microsoft.com/office/word/2010/wordml" xmlns:w="http://schemas.openxmlformats.org/wordprocessingml/2006/main" xmlns:wne="http://schemas.microsoft.com/office/word/2006/wordml" xmlns:wp14="http://schemas.microsoft.com/office/word/2010/wordprocessingDrawing" xmlns:wp="http://schemas.openxmlformats.org/drawingml/2006/wordprocessingDrawing" xmlns:wpc="http://schemas.microsoft.com/office/word/2010/wordprocessingCanvas" xmlns:wpg="http://schemas.microsoft.com/office/word/2010/wordprocessingGroup" xmlns:wpi="http://schemas.microsoft.com/office/word/2010/wordprocessingInk" xmlns:wps="http://schemas.microsoft.com/office/word/2010/wordprocessingShape" mc:Ignorable="w14 wp14">
   <w:p>
     <w:pPr>
-      <w:pStyle w:val="Footer"/>
-      <w:spacing w:before="0"/>
-      <w:jc w:val="right"/>
+      <w:spacing w:before="60"/>
+      <w:jc w:val="center"/>
     </w:pPr>
     <w:r>
       <w:rPr>
         <w:rFonts w:ascii="Arial" w:hAnsi="Arial"/>
-        <w:color w:val="586069"/>
-        <w:sz w:val="16"/>
+        <w:color w:val="6B7378"/>
+        <w:sz w:val="12"/>
+      </w:rPr>
+      <w:t>Familiengericht | Rudolfstraße 46 | 99092 Erfurt | 36 F 1874/24</w:t>
+    </w:r>
+  </w:p>
+  <w:p>
+    <w:pPr>
+      <w:spacing w:after="0"/>
+      <w:jc w:val="center"/>
+    </w:pPr>
+    <w:r>
+      <w:rPr>
+        <w:color w:val="6B7378"/>
+        <w:sz w:val="14"/>
       </w:rPr>
       <w:t xml:space="preserve">Seite </w:t>
     </w:r>
     <w:r>
       <w:rPr>
-        <w:rFonts w:ascii="Arial" w:hAnsi="Arial"/>
-        <w:color w:val="586069"/>
-        <w:sz w:val="16"/>
+        <w:color w:val="6B7378"/>
+        <w:sz w:val="14"/>
       </w:rPr>
       <w:fldChar w:fldCharType="begin"/>
       <w:instrText xml:space="preserve"> PAGE </w:instrText>
@@ -197,19 +383,87 @@
 <w:hdr xmlns:m="http://schemas.openxmlformats.org/officeDocument/2006/math" xmlns:mc="http://schemas.openxmlformats.org/markup-compatibility/2006" xmlns:mo="http://schemas.microsoft.com/office/mac/office/2008/main" xmlns:mv="urn:schemas-microsoft-com:mac:vml" xmlns:o="urn:schemas-microsoft-com:office:office" xmlns:r="http://schemas.openxmlformats.org/officeDocument/2006/relationships" xmlns:v="urn:schemas-microsoft-com:vml" xmlns:w10="urn:schemas-microsoft-com:office:word" xmlns:w14="http://schemas.microsoft.com/office/word/2010/wordml" xmlns:w="http://schemas.openxmlformats.org/wordprocessingml/2006/main" xmlns:wne="http://schemas.microsoft.com/office/word/2006/wordml" xmlns:wp14="http://schemas.microsoft.com/office/word/2010/wordprocessingDrawing" xmlns:wp="http://schemas.openxmlformats.org/drawingml/2006/wordprocessingDrawing" xmlns:wpc="http://schemas.microsoft.com/office/word/2010/wordprocessingCanvas" xmlns:wpg="http://schemas.microsoft.com/office/word/2010/wordprocessingGroup" xmlns:wpi="http://schemas.microsoft.com/office/word/2010/wordprocessingInk" xmlns:wps="http://schemas.microsoft.com/office/word/2010/wordprocessingShape" mc:Ignorable="w14 wp14">
   <w:p>
     <w:pPr>
-      <w:pStyle w:val="Header"/>
-      <w:spacing w:after="0"/>
-      <w:jc w:val="right"/>
-    </w:pPr>
-    <w:r>
-      <w:rPr>
-        <w:rFonts w:ascii="Arial" w:hAnsi="Arial"/>
-        <w:color w:val="586069"/>
-        <w:sz w:val="16"/>
-      </w:rPr>
-      <w:t>Amtsgericht Erfurt - Familiengericht  |  36 F 1874/24</w:t>
-    </w:r>
+      <w:pBdr>
+        <w:bottom w:val="single" w:sz="10" w:space="4" w:color="2F6684"/>
+      </w:pBdr>
+    </w:pPr>
   </w:p>
+  <w:tbl>
+    <w:tblPr>
+      <w:tblW w:type="auto" w:w="0"/>
+      <w:jc w:val="center"/>
+      <w:tblLook w:firstColumn="1" w:firstRow="1" w:lastColumn="0" w:lastRow="0" w:noHBand="0" w:noVBand="1" w:val="04A0"/>
+    </w:tblPr>
+    <w:tblGrid>
+      <w:gridCol w:w="6066"/>
+      <w:gridCol w:w="3345"/>
+    </w:tblGrid>
+    <w:tr>
+      <w:tc>
+        <w:tcPr>
+          <w:tcW w:type="dxa" w:w="4706"/>
+        </w:tcPr>
+        <w:p>
+          <w:pPr>
+            <w:spacing w:after="20"/>
+          </w:pPr>
+          <w:r>
+            <w:rPr>
+              <w:rFonts w:ascii="Arial" w:hAnsi="Arial"/>
+              <w:b/>
+              <w:color w:val="17324D"/>
+              <w:sz w:val="21"/>
+            </w:rPr>
+            <w:t>Amtsgericht Erfurt</w:t>
+          </w:r>
+        </w:p>
+        <w:p>
+          <w:pPr>
+            <w:spacing w:after="0"/>
+          </w:pPr>
+          <w:r>
+            <w:rPr>
+              <w:color w:val="6B7378"/>
+              <w:sz w:val="15"/>
+            </w:rPr>
+            <w:t>Familiengericht | Rudolfstraße 46 | 99092 Erfurt | 36 F 1874/24</w:t>
+          </w:r>
+        </w:p>
+      </w:tc>
+      <w:tc>
+        <w:tcPr>
+          <w:tcW w:type="dxa" w:w="4706"/>
+        </w:tcPr>
+        <w:p>
+          <w:pPr>
+            <w:spacing w:after="20"/>
+            <w:jc w:val="right"/>
+          </w:pPr>
+          <w:r>
+            <w:rPr>
+              <w:b/>
+              <w:color w:val="17324D"/>
+              <w:sz w:val="18"/>
+            </w:rPr>
+            <w:t>Nachlass Sander</w:t>
+          </w:r>
+        </w:p>
+        <w:p>
+          <w:pPr>
+            <w:spacing w:after="0"/>
+            <w:jc w:val="right"/>
+          </w:pPr>
+          <w:r>
+            <w:rPr>
+              <w:color w:val="6B7378"/>
+              <w:sz w:val="15"/>
+            </w:rPr>
+            <w:t>Aktenzeichen 118/26 W02</w:t>
+          </w:r>
+        </w:p>
+      </w:tc>
+    </w:tr>
+  </w:tbl>
 </w:hdr>
 </file>
 
@@ -577,11 +831,10 @@
     <w:qFormat/>
     <w:rsid w:val="00FC693F"/>
     <w:pPr>
-      <w:widowControl/>
-      <w:spacing w:before="0" w:after="120" w:line="276" w:lineRule="auto"/>
+      <w:spacing w:after="100" w:line="269" w:lineRule="auto"/>
     </w:pPr>
     <w:rPr>
-      <w:rFonts w:ascii="Arial" w:hAnsi="Arial"/>
+      <w:rFonts w:ascii="Arial" w:hAnsi="Arial" w:eastAsia="Arial"/>
       <w:sz w:val="21"/>
     </w:rPr>
   </w:style>
@@ -640,15 +893,15 @@
     <w:pPr>
       <w:keepNext/>
       <w:keepLines/>
-      <w:spacing w:before="240" w:after="120"/>
+      <w:spacing w:before="240" w:after="100"/>
       <w:outlineLvl w:val="0"/>
     </w:pPr>
     <w:rPr>
-      <w:rFonts w:asciiTheme="majorHAnsi" w:eastAsiaTheme="majorEastAsia" w:hAnsiTheme="majorHAnsi" w:cstheme="majorBidi" w:ascii="Arial" w:hAnsi="Arial"/>
+      <w:rFonts w:asciiTheme="majorHAnsi" w:eastAsiaTheme="majorEastAsia" w:hAnsiTheme="majorHAnsi" w:cstheme="majorBidi" w:ascii="Arial" w:hAnsi="Arial" w:eastAsia="Arial"/>
       <w:b/>
       <w:bCs/>
-      <w:color w:val="17365D"/>
-      <w:sz w:val="25"/>
+      <w:color w:val="17324D"/>
+      <w:sz w:val="26"/>
       <w:szCs w:val="28"/>
     </w:rPr>
   </w:style>
@@ -664,14 +917,14 @@
     <w:pPr>
       <w:keepNext/>
       <w:keepLines/>
-      <w:spacing w:before="200" w:after="100"/>
+      <w:spacing w:before="180" w:after="80"/>
       <w:outlineLvl w:val="1"/>
     </w:pPr>
     <w:rPr>
-      <w:rFonts w:asciiTheme="majorHAnsi" w:eastAsiaTheme="majorEastAsia" w:hAnsiTheme="majorHAnsi" w:cstheme="majorBidi" w:ascii="Arial" w:hAnsi="Arial"/>
+      <w:rFonts w:asciiTheme="majorHAnsi" w:eastAsiaTheme="majorEastAsia" w:hAnsiTheme="majorHAnsi" w:cstheme="majorBidi" w:ascii="Arial" w:hAnsi="Arial" w:eastAsia="Arial"/>
       <w:b/>
       <w:bCs/>
-      <w:color w:val="17365D"/>
+      <w:color w:val="2F6684"/>
       <w:sz w:val="23"/>
       <w:szCs w:val="26"/>
     </w:rPr>
@@ -688,14 +941,14 @@
     <w:pPr>
       <w:keepNext/>
       <w:keepLines/>
-      <w:spacing w:before="160" w:after="80"/>
+      <w:spacing w:before="140" w:after="60"/>
       <w:outlineLvl w:val="2"/>
     </w:pPr>
     <w:rPr>
-      <w:rFonts w:asciiTheme="majorHAnsi" w:eastAsiaTheme="majorEastAsia" w:hAnsiTheme="majorHAnsi" w:cstheme="majorBidi" w:ascii="Arial" w:hAnsi="Arial"/>
+      <w:rFonts w:asciiTheme="majorHAnsi" w:eastAsiaTheme="majorEastAsia" w:hAnsiTheme="majorHAnsi" w:cstheme="majorBidi" w:ascii="Arial" w:hAnsi="Arial" w:eastAsia="Arial"/>
       <w:b/>
       <w:bCs/>
-      <w:color w:val="17365D"/>
+      <w:color w:val="17324D"/>
       <w:sz w:val="21"/>
     </w:rPr>
   </w:style>
@@ -927,19 +1180,20 @@
     <w:qFormat/>
     <w:rsid w:val="00FC693F"/>
     <w:pPr>
+      <w:keepNext/>
       <w:pBdr>
         <w:bottom w:val="single" w:sz="8" w:space="4" w:color="4F81BD" w:themeColor="accent1"/>
       </w:pBdr>
-      <w:spacing w:after="200" w:line="240" w:lineRule="auto" w:before="160"/>
+      <w:spacing w:after="200" w:line="240" w:lineRule="auto" w:before="0"/>
       <w:contextualSpacing/>
     </w:pPr>
     <w:rPr>
-      <w:rFonts w:asciiTheme="majorHAnsi" w:eastAsiaTheme="majorEastAsia" w:hAnsiTheme="majorHAnsi" w:cstheme="majorBidi" w:ascii="Arial" w:hAnsi="Arial"/>
+      <w:rFonts w:asciiTheme="majorHAnsi" w:eastAsiaTheme="majorEastAsia" w:hAnsiTheme="majorHAnsi" w:cstheme="majorBidi" w:ascii="Arial" w:hAnsi="Arial" w:eastAsia="Arial"/>
       <w:b/>
-      <w:color w:val="17365D"/>
+      <w:color w:val="17324D"/>
       <w:spacing w:val="5"/>
       <w:kern w:val="28"/>
-      <w:sz w:val="30"/>
+      <w:sz w:val="34"/>
       <w:szCs w:val="52"/>
     </w:rPr>
   </w:style>

--- a/testakten/erbrecht-volljaehrigenadoption-unternehmer-erfurt/17_familiengerichtliche_anhaerungsniederschrift.docx
+++ b/testakten/erbrecht-volljaehrigenadoption-unternehmer-erfurt/17_familiengerichtliche_anhaerungsniederschrift.docx
@@ -329,7 +329,7 @@
     <w:sectPr>
       <w:headerReference w:type="default" r:id="rId9"/>
       <w:footerReference w:type="default" r:id="rId10"/>
-      <w:pgSz w:w="12240" w:h="15840"/>
+      <w:pgSz w:w="11906" w:h="16838"/>
       <w:pgMar w:top="1162" w:right="1219" w:bottom="1162" w:left="1276" w:header="397" w:footer="397" w:gutter="0"/>
       <w:cols w:space="720"/>
       <w:docGrid w:linePitch="360"/>
